--- a/Node_Case/Node_assembly/SAULInk9_PinOut_Tait.docx
+++ b/Node_Case/Node_assembly/SAULInk9_PinOut_Tait.docx
@@ -383,11 +383,9 @@
             <w:pPr>
               <w:ind w:right="-141"/>
             </w:pPr>
-            <w:proofErr w:type="spellStart"/>
             <w:r>
               <w:t>weiss</w:t>
             </w:r>
-            <w:proofErr w:type="spellEnd"/>
           </w:p>
         </w:tc>
       </w:tr>
@@ -776,15 +774,7 @@
                                 </w:tcPr>
                                 <w:p>
                                   <w:r>
-                                    <w:t>SQL /</w:t>
-                                  </w:r>
-                                  <w:proofErr w:type="spellStart"/>
-                                  <w:r>
-                                    <w:t>Busy</w:t>
-                                  </w:r>
-                                  <w:proofErr w:type="spellEnd"/>
-                                  <w:r>
-                                    <w:t xml:space="preserve"> Status</w:t>
+                                    <w:t>SQL /Busy Status</w:t>
                                   </w:r>
                                 </w:p>
                               </w:tc>
@@ -1254,15 +1244,7 @@
                           </w:tcPr>
                           <w:p>
                             <w:r>
-                              <w:t>SQL /</w:t>
-                            </w:r>
-                            <w:proofErr w:type="spellStart"/>
-                            <w:r>
-                              <w:t>Busy</w:t>
-                            </w:r>
-                            <w:proofErr w:type="spellEnd"/>
-                            <w:r>
-                              <w:t xml:space="preserve"> Status</w:t>
+                              <w:t>SQL /Busy Status</w:t>
                             </w:r>
                           </w:p>
                         </w:tc>
@@ -1664,11 +1646,9 @@
             <w:tcW w:w="1000" w:type="dxa"/>
           </w:tcPr>
           <w:p>
-            <w:proofErr w:type="spellStart"/>
             <w:r>
               <w:t>weiss</w:t>
             </w:r>
-            <w:proofErr w:type="spellEnd"/>
           </w:p>
         </w:tc>
         <w:tc>
@@ -1940,7 +1920,12 @@
         <w:t>SIMPLEX:</w:t>
       </w:r>
       <w:r>
-        <w:br/>
+        <w:rPr>
+          <w:b/>
+          <w:bCs/>
+          <w:u w:val="single"/>
+        </w:rPr>
+        <w:t xml:space="preserve"> </w:t>
       </w:r>
       <w:r>
         <w:rPr>
@@ -1987,13 +1972,8 @@
             <w:tcW w:w="1000" w:type="dxa"/>
           </w:tcPr>
           <w:p>
-            <w:proofErr w:type="spellStart"/>
-            <w:r>
-              <w:t>Amz</w:t>
-            </w:r>
-            <w:proofErr w:type="spellEnd"/>
-            <w:r>
-              <w:t xml:space="preserve"> Kabel</w:t>
+            <w:r>
+              <w:t>Amz Kabel</w:t>
             </w:r>
           </w:p>
         </w:tc>
@@ -2009,6 +1989,9 @@
           <w:p>
             <w:r>
               <w:t>Kabel</w:t>
+            </w:r>
+            <w:r>
+              <w:t>*</w:t>
             </w:r>
           </w:p>
         </w:tc>
@@ -2215,11 +2198,9 @@
             <w:tcW w:w="1000" w:type="dxa"/>
           </w:tcPr>
           <w:p>
-            <w:proofErr w:type="spellStart"/>
             <w:r>
               <w:t>weiss</w:t>
             </w:r>
-            <w:proofErr w:type="spellEnd"/>
           </w:p>
         </w:tc>
         <w:tc>
@@ -2310,15 +2291,7 @@
           </w:tcPr>
           <w:p>
             <w:r>
-              <w:t>SQL /</w:t>
-            </w:r>
-            <w:proofErr w:type="spellStart"/>
-            <w:r>
-              <w:t>Busy</w:t>
-            </w:r>
-            <w:proofErr w:type="spellEnd"/>
-            <w:r>
-              <w:t xml:space="preserve"> Status</w:t>
+              <w:t>SQL /Busy Status</w:t>
             </w:r>
           </w:p>
         </w:tc>
@@ -2451,11 +2424,9 @@
             <w:tcW w:w="1137" w:type="dxa"/>
           </w:tcPr>
           <w:p>
-            <w:proofErr w:type="spellStart"/>
             <w:r>
               <w:t>weiss</w:t>
             </w:r>
-            <w:proofErr w:type="spellEnd"/>
           </w:p>
         </w:tc>
         <w:tc>
@@ -2542,6 +2513,42 @@
         </w:tc>
       </w:tr>
     </w:tbl>
+    <w:p>
+      <w:pPr>
+        <w:pStyle w:val="Kopfzeile"/>
+        <w:rPr>
+          <w:sz w:val="16"/>
+          <w:szCs w:val="16"/>
+          <w:lang w:val="de-CH"/>
+        </w:rPr>
+      </w:pPr>
+    </w:p>
+    <w:p>
+      <w:pPr>
+        <w:pStyle w:val="Kopfzeile"/>
+        <w:rPr>
+          <w:sz w:val="16"/>
+          <w:szCs w:val="16"/>
+          <w:lang w:val="de-CH"/>
+        </w:rPr>
+      </w:pPr>
+      <w:r>
+        <w:rPr>
+          <w:sz w:val="16"/>
+          <w:szCs w:val="16"/>
+          <w:lang w:val="de-CH"/>
+        </w:rPr>
+        <w:t>*</w:t>
+      </w:r>
+      <w:r>
+        <w:rPr>
+          <w:sz w:val="16"/>
+          <w:szCs w:val="16"/>
+          <w:lang w:val="de-CH"/>
+        </w:rPr>
+        <w:t>Reichelt Sub-D Kabel mit Kunststoff Klappstecker</w:t>
+      </w:r>
+    </w:p>
     <w:p>
       <w:pPr>
         <w:rPr>
@@ -2696,20 +2703,8 @@
         <w:szCs w:val="32"/>
         <w:lang w:val="de-CH"/>
       </w:rPr>
-      <w:t xml:space="preserve">Tait </w:t>
+      <w:t>Tait SVXLink</w:t>
     </w:r>
-    <w:proofErr w:type="spellStart"/>
-    <w:r>
-      <w:rPr>
-        <w:b/>
-        <w:bCs/>
-        <w:sz w:val="32"/>
-        <w:szCs w:val="32"/>
-        <w:lang w:val="de-CH"/>
-      </w:rPr>
-      <w:t>SVXLink</w:t>
-    </w:r>
-    <w:proofErr w:type="spellEnd"/>
   </w:p>
 </w:hdr>
 </file>
